--- a/02_课后作业/元组练习.docx
+++ b/02_课后作业/元组练习.docx
@@ -1943,6 +1943,7 @@
       <w:r>
         <w:br/>
       </w:r>
+      <w:bookmarkStart w:id="0" w:name="OLE_LINK1"/>
       <w:proofErr w:type="spellStart"/>
       <w:r>
         <w:t>num_list</w:t>
@@ -1970,6 +1971,7 @@
       <w:r>
         <w:br/>
       </w:r>
+      <w:bookmarkEnd w:id="0"/>
       <w:r>
         <w:br/>
         <w:t xml:space="preserve"># </w:t>
@@ -2205,6 +2207,44 @@
     </w:sectPr>
   </w:body>
 </w:document>
+</file>
+
+<file path=word/endnotes.xml><?xml version="1.0" encoding="utf-8"?>
+<w:endnotes xmlns:wpc="http://schemas.microsoft.com/office/word/2010/wordprocessingCanvas" xmlns:cx="http://schemas.microsoft.com/office/drawing/2014/chartex" xmlns:cx1="http://schemas.microsoft.com/office/drawing/2015/9/8/chartex" xmlns:cx2="http://schemas.microsoft.com/office/drawing/2015/10/21/chartex" xmlns:cx3="http://schemas.microsoft.com/office/drawing/2016/5/9/chartex" xmlns:cx4="http://schemas.microsoft.com/office/drawing/2016/5/10/chartex" xmlns:cx5="http://schemas.microsoft.com/office/drawing/2016/5/11/chartex" xmlns:cx6="http://schemas.microsoft.com/office/drawing/2016/5/12/chartex" xmlns:cx7="http://schemas.microsoft.com/office/drawing/2016/5/13/chartex" xmlns:cx8="http://schemas.microsoft.com/office/drawing/2016/5/14/chartex" xmlns:mc="http://schemas.openxmlformats.org/markup-compatibility/2006" xmlns:aink="http://schemas.microsoft.com/office/drawing/2016/ink" xmlns:am3d="http://schemas.microsoft.com/office/drawing/2017/model3d" xmlns:o="urn:schemas-microsoft-com:office:office" xmlns:oel="http://schemas.microsoft.com/office/2019/extlst" xmlns:r="http://schemas.openxmlformats.org/officeDocument/2006/relationships" xmlns:m="http://schemas.openxmlformats.org/officeDocument/2006/math" xmlns:v="urn:schemas-microsoft-com:vml" xmlns:wp14="http://schemas.microsoft.com/office/word/2010/wordprocessingDrawing" xmlns:wp="http://schemas.openxmlformats.org/drawingml/2006/wordprocessingDrawing" xmlns:w10="urn:schemas-microsoft-com:office:word" xmlns:w="http://schemas.openxmlformats.org/wordprocessingml/2006/main" xmlns:w14="http://schemas.microsoft.com/office/word/2010/wordml" xmlns:w15="http://schemas.microsoft.com/office/word/2012/wordml" xmlns:w16cex="http://schemas.microsoft.com/office/word/2018/wordml/cex" xmlns:w16cid="http://schemas.microsoft.com/office/word/2016/wordml/cid" xmlns:w16="http://schemas.microsoft.com/office/word/2018/wordml" xmlns:w16du="http://schemas.microsoft.com/office/word/2023/wordml/word16du" xmlns:w16sdtdh="http://schemas.microsoft.com/office/word/2020/wordml/sdtdatahash" xmlns:w16sdtfl="http://schemas.microsoft.com/office/word/2024/wordml/sdtformatlock" xmlns:w16se="http://schemas.microsoft.com/office/word/2015/wordml/symex" xmlns:wpg="http://schemas.microsoft.com/office/word/2010/wordprocessingGroup" xmlns:wpi="http://schemas.microsoft.com/office/word/2010/wordprocessingInk" xmlns:wne="http://schemas.microsoft.com/office/word/2006/wordml" xmlns:wps="http://schemas.microsoft.com/office/word/2010/wordprocessingShape" mc:Ignorable="w14 w15 w16se w16cid w16 w16cex w16sdtdh w16sdtfl w16du wp14">
+  <w:endnote w:type="separator" w:id="-1">
+    <w:p>
+      <w:r>
+        <w:separator/>
+      </w:r>
+    </w:p>
+  </w:endnote>
+  <w:endnote w:type="continuationSeparator" w:id="0">
+    <w:p>
+      <w:r>
+        <w:continuationSeparator/>
+      </w:r>
+    </w:p>
+  </w:endnote>
+</w:endnotes>
+</file>
+
+<file path=word/footnotes.xml><?xml version="1.0" encoding="utf-8"?>
+<w:footnotes xmlns:wpc="http://schemas.microsoft.com/office/word/2010/wordprocessingCanvas" xmlns:cx="http://schemas.microsoft.com/office/drawing/2014/chartex" xmlns:cx1="http://schemas.microsoft.com/office/drawing/2015/9/8/chartex" xmlns:cx2="http://schemas.microsoft.com/office/drawing/2015/10/21/chartex" xmlns:cx3="http://schemas.microsoft.com/office/drawing/2016/5/9/chartex" xmlns:cx4="http://schemas.microsoft.com/office/drawing/2016/5/10/chartex" xmlns:cx5="http://schemas.microsoft.com/office/drawing/2016/5/11/chartex" xmlns:cx6="http://schemas.microsoft.com/office/drawing/2016/5/12/chartex" xmlns:cx7="http://schemas.microsoft.com/office/drawing/2016/5/13/chartex" xmlns:cx8="http://schemas.microsoft.com/office/drawing/2016/5/14/chartex" xmlns:mc="http://schemas.openxmlformats.org/markup-compatibility/2006" xmlns:aink="http://schemas.microsoft.com/office/drawing/2016/ink" xmlns:am3d="http://schemas.microsoft.com/office/drawing/2017/model3d" xmlns:o="urn:schemas-microsoft-com:office:office" xmlns:oel="http://schemas.microsoft.com/office/2019/extlst" xmlns:r="http://schemas.openxmlformats.org/officeDocument/2006/relationships" xmlns:m="http://schemas.openxmlformats.org/officeDocument/2006/math" xmlns:v="urn:schemas-microsoft-com:vml" xmlns:wp14="http://schemas.microsoft.com/office/word/2010/wordprocessingDrawing" xmlns:wp="http://schemas.openxmlformats.org/drawingml/2006/wordprocessingDrawing" xmlns:w10="urn:schemas-microsoft-com:office:word" xmlns:w="http://schemas.openxmlformats.org/wordprocessingml/2006/main" xmlns:w14="http://schemas.microsoft.com/office/word/2010/wordml" xmlns:w15="http://schemas.microsoft.com/office/word/2012/wordml" xmlns:w16cex="http://schemas.microsoft.com/office/word/2018/wordml/cex" xmlns:w16cid="http://schemas.microsoft.com/office/word/2016/wordml/cid" xmlns:w16="http://schemas.microsoft.com/office/word/2018/wordml" xmlns:w16du="http://schemas.microsoft.com/office/word/2023/wordml/word16du" xmlns:w16sdtdh="http://schemas.microsoft.com/office/word/2020/wordml/sdtdatahash" xmlns:w16sdtfl="http://schemas.microsoft.com/office/word/2024/wordml/sdtformatlock" xmlns:w16se="http://schemas.microsoft.com/office/word/2015/wordml/symex" xmlns:wpg="http://schemas.microsoft.com/office/word/2010/wordprocessingGroup" xmlns:wpi="http://schemas.microsoft.com/office/word/2010/wordprocessingInk" xmlns:wne="http://schemas.microsoft.com/office/word/2006/wordml" xmlns:wps="http://schemas.microsoft.com/office/word/2010/wordprocessingShape" mc:Ignorable="w14 w15 w16se w16cid w16 w16cex w16sdtdh w16sdtfl w16du wp14">
+  <w:footnote w:type="separator" w:id="-1">
+    <w:p>
+      <w:r>
+        <w:separator/>
+      </w:r>
+    </w:p>
+  </w:footnote>
+  <w:footnote w:type="continuationSeparator" w:id="0">
+    <w:p>
+      <w:r>
+        <w:continuationSeparator/>
+      </w:r>
+    </w:p>
+  </w:footnote>
+</w:footnotes>
 </file>
 
 <file path=word/numbering.xml><?xml version="1.0" encoding="utf-8"?>
@@ -2604,6 +2644,7 @@
   <w:style w:type="character" w:default="1" w:styleId="a0">
     <w:name w:val="Default Paragraph Font"/>
     <w:uiPriority w:val="1"/>
+    <w:semiHidden/>
     <w:unhideWhenUsed/>
   </w:style>
   <w:style w:type="table" w:default="1" w:styleId="a1">
@@ -2664,6 +2705,66 @@
     <w:qFormat/>
     <w:rPr>
       <w:b/>
+    </w:rPr>
+  </w:style>
+  <w:style w:type="paragraph" w:styleId="a4">
+    <w:name w:val="header"/>
+    <w:basedOn w:val="a"/>
+    <w:link w:val="a5"/>
+    <w:rsid w:val="007B4F3D"/>
+    <w:pPr>
+      <w:tabs>
+        <w:tab w:val="center" w:pos="4153"/>
+        <w:tab w:val="right" w:pos="8306"/>
+      </w:tabs>
+      <w:snapToGrid w:val="0"/>
+      <w:jc w:val="center"/>
+    </w:pPr>
+    <w:rPr>
+      <w:sz w:val="18"/>
+      <w:szCs w:val="18"/>
+    </w:rPr>
+  </w:style>
+  <w:style w:type="character" w:customStyle="1" w:styleId="a5">
+    <w:name w:val="页眉 字符"/>
+    <w:basedOn w:val="a0"/>
+    <w:link w:val="a4"/>
+    <w:rsid w:val="007B4F3D"/>
+    <w:rPr>
+      <w:rFonts w:ascii="Calibri" w:hAnsi="Calibri"/>
+      <w:kern w:val="2"/>
+      <w:sz w:val="18"/>
+      <w:szCs w:val="18"/>
+    </w:rPr>
+  </w:style>
+  <w:style w:type="paragraph" w:styleId="a6">
+    <w:name w:val="footer"/>
+    <w:basedOn w:val="a"/>
+    <w:link w:val="a7"/>
+    <w:rsid w:val="007B4F3D"/>
+    <w:pPr>
+      <w:tabs>
+        <w:tab w:val="center" w:pos="4153"/>
+        <w:tab w:val="right" w:pos="8306"/>
+      </w:tabs>
+      <w:snapToGrid w:val="0"/>
+      <w:jc w:val="left"/>
+    </w:pPr>
+    <w:rPr>
+      <w:sz w:val="18"/>
+      <w:szCs w:val="18"/>
+    </w:rPr>
+  </w:style>
+  <w:style w:type="character" w:customStyle="1" w:styleId="a7">
+    <w:name w:val="页脚 字符"/>
+    <w:basedOn w:val="a0"/>
+    <w:link w:val="a6"/>
+    <w:rsid w:val="007B4F3D"/>
+    <w:rPr>
+      <w:rFonts w:ascii="Calibri" w:hAnsi="Calibri"/>
+      <w:kern w:val="2"/>
+      <w:sz w:val="18"/>
+      <w:szCs w:val="18"/>
     </w:rPr>
   </w:style>
 </w:styles>
